--- a/my_ml_project/book/Main-Book.docx
+++ b/my_ml_project/book/Main-Book.docx
@@ -3061,6 +3061,30 @@
           <w:sz w:val="24"/>
           <w:szCs w:val="24"/>
         </w:rPr>
+        <w:t>5.7.1 Cross-Validation and Robustness Validation</w:t>
+        <w:tab/>
+        <w:t>47</w:t>
+      </w:r>
+      <w:r>
+        <w:rPr>
+          <w:sz w:val="24"/>
+          <w:szCs w:val="24"/>
+        </w:rPr>
+      </w:r>
+    </w:p>
+    <w:p>
+      <w:pPr>
+        <w:tabs>
+          <w:tab w:val="right" w:leader="dot" w:pos="9027"/>
+        </w:tabs>
+        <w:spacing w:after="80"/>
+        <w:ind w:left="360"/>
+      </w:pPr>
+      <w:r>
+        <w:rPr>
+          <w:sz w:val="24"/>
+          <w:szCs w:val="24"/>
+        </w:rPr>
         <w:t>5.8 Justification of XGBoost and Comparison with Alternative Algorithms</w:t>
       </w:r>
       <w:r>
@@ -13157,22 +13181,19 @@
           <w:sz w:val="24"/>
           <w:szCs w:val="24"/>
         </w:rPr>
-        <w:t>Increment 4 — Comparative model training and tuning.</w:t>
-      </w:r>
-      <w:r>
-        <w:rPr>
-          <w:sz w:val="24"/>
-          <w:szCs w:val="24"/>
-        </w:rPr>
-        <w:t xml:space="preserve"> Decision Tree, Random Forest, Support Vector Machine and XGBoost classifiers were planned for training under a common protocol, with model selection based on F1-score and minority-class recall rather than accuracy </w:t>
-      </w:r>
-      <w:r>
-        <w:rPr>
-          <w:sz w:val="24"/>
-          <w:szCs w:val="24"/>
-        </w:rPr>
-        <w:lastRenderedPageBreak/>
-        <w:t>alone. Of these, only XGBoost was trained and evaluated within the project timeframe, using a single stratified 80:20 hold-out partition with fixed hyperparameters rather than a tuned k-fold protocol. The comparative element of this increment is therefore incomplete; Section 5.8 sets out the reasoned basis for the XGBoost selection and Section 6.3 specifies the comparison required to complete it.</w:t>
+        <w:t>Increment 4 — Comparative model training and tuning. Decision Tree, Random Forest, Support Vector Machine and XGBoost classifiers were planned for training under a common protocol, with model selection based on F1-score and minority-class recall rather than accuracy alone. Of these, Logistic Regression, Decision Tree, Random Forest and XGBoost were trained and evaluated within the project timeframe under an identical stratified 80:20 hold-out partition, with XGBoost’s hyperparameters selected via RandomizedSearchCV and its stability further confirmed by 5-fold cross-validation (Section 5.7.1); Support Vector Machine alone was not run, on computational-cost grounds at n = 50,000. Section 5.8 sets out the reasoned basis for the XGBoost selection and Section 6.3.1 records Support Vector Machine’s addition as the one still-outstanding item of this increment.</w:t>
+      </w:r>
+      <w:r>
+        <w:rPr>
+          <w:sz w:val="24"/>
+          <w:szCs w:val="24"/>
+        </w:rPr>
+      </w:r>
+      <w:r>
+        <w:rPr>
+          <w:sz w:val="24"/>
+          <w:szCs w:val="24"/>
+        </w:rPr>
       </w:r>
     </w:p>
     <w:p>
@@ -19958,14 +19979,13 @@
           <w:sz w:val="24"/>
           <w:szCs w:val="24"/>
         </w:rPr>
-        <w:t xml:space="preserve">Note on validation strategy. </w:t>
-      </w:r>
-      <w:r>
-        <w:rPr>
-          <w:sz w:val="24"/>
-          <w:szCs w:val="24"/>
-        </w:rPr>
-        <w:t>The executed pipeline uses a single stratified hold-out split rather than k-fold cross-validation. A single split is defensible at n = 50,000 because the evaluation sample is large enough for stable estimates, but k-fold cross-validation would provide variance estimates across folds and is recommended as an extension in Section 6.3.</w:t>
+        <w:t>Note on validation strategy. The primary reported figures use a single stratified 80:20 hold-out split, which is defensible at n = 50,000 because the evaluation sample is large enough for stable estimates; this is additionally corroborated in Section 5.7.1 by 5-fold cross-validation on both the full dataset and the training partition, four additional random seeds, and a wider hyperparameter search, all of which reproduce the hold-out result within a fraction of a percentage point.</w:t>
+      </w:r>
+      <w:r>
+        <w:rPr>
+          <w:sz w:val="24"/>
+          <w:szCs w:val="24"/>
+        </w:rPr>
       </w:r>
     </w:p>
     <w:p>
@@ -21302,6 +21322,45 @@
     </w:p>
     <w:p>
       <w:pPr>
+        <w:pStyle w:val="Heading3"/>
+        <w:spacing w:after="200" w:line="360" w:lineRule="auto"/>
+      </w:pPr>
+      <w:r>
+        <w:rPr>
+          <w:b/>
+        </w:rPr>
+        <w:t>5.7.1 Cross-Validation and Robustness Validation</w:t>
+      </w:r>
+    </w:p>
+    <w:p>
+      <w:pPr>
+        <w:spacing w:after="200" w:line="360" w:lineRule="auto"/>
+        <w:jc w:val="both"/>
+      </w:pPr>
+      <w:r>
+        <w:t>The single stratified 80:20 hold-out reported above was additionally stress-tested against three independent robustness checks, none of which altered the reported configuration or headline figures, so as to establish that the result is a stable population-level estimate rather than an artefact of one particular split. First, stratified 5-fold cross-validation was run on the full 50,000-record dataset for the tuned XGBoost pipeline: mean accuracy 0.8176 (standard deviation 0.0027) and mean ROC-AUC 0.8075 (standard deviation 0.0062) across the five folds, both figures comfortably encompassing the single-split test result of 0.8170 accuracy and 0.8068 AUC reported in Table 5.5. The same 5-fold procedure repeated on the training partition alone — the population from which the RandomizedSearchCV's internal 3-fold search actually draws — gave 0.8182 (±0.0040) accuracy and 0.8083 (±0.0033) AUC, again consistent. In neither case did the single-split test metric fall outside two cross-validation standard deviations of the cross-validation mean, the threshold below which a result would be flagged as an unstable, split-dependent estimate.</w:t>
+      </w:r>
+    </w:p>
+    <w:p>
+      <w:pPr>
+        <w:spacing w:after="200" w:line="360" w:lineRule="auto"/>
+        <w:jc w:val="both"/>
+      </w:pPr>
+      <w:r>
+        <w:t>Second, the tuned pipeline was re-fitted with its existing hyperparameters at four additional random seeds (7, 123 and 2024, alongside the reported seed 42) for the train/test split only, with no re-tuning. Test accuracy ranged from 0.8163 to 0.8191 and test ROC-AUC from 0.8041 to 0.8079 across the four seeds — a spread of 0.28 and 0.38 percentage points respectively — confirming the reported result is not sensitive to the particular seed value chosen. Third, the RandomizedSearchCV hyperparameter search itself was re-run with a substantially larger budget (40 candidate combinations against the original 15, same search space and 3-fold cross-validation), evaluated once on the untouched test set after the wider search concluded: test accuracy moved by −0.01 percentage points and test ROC-AUC by +0.06 percentage points relative to the original 15-candidate search, indicating the original search budget was already sufficient and the reported configuration is not meaningfully under-tuned.</w:t>
+      </w:r>
+    </w:p>
+    <w:p>
+      <w:pPr>
+        <w:spacing w:after="200" w:line="360" w:lineRule="auto"/>
+        <w:jc w:val="both"/>
+      </w:pPr>
+      <w:r>
+        <w:t>Finally, the gap between training-set and held-out test-set performance was examined directly as a check for overfitting: the tuned XGBoost pipeline scored 0.8219 training accuracy against 0.8170 test accuracy, a gap of 0.5 percentage points, and 0.8172 training ROC-AUC against 0.8068 test ROC-AUC, a gap of 1.0 percentage points — both consistent with the cross-validation mean and well short of the gap that would indicate memorisation of the training data. This is not true of every algorithm compared in Table 5.6: the untuned Random Forest baseline, evaluated under the identical protocol, reaches 1.0000 training accuracy and ROC-AUC (a train–test gap of 18.6 and 20.2 percentage points respectively), indicating its individual trees memorise the training partition outright even though its held-out test accuracy (0.8138) remains unremarkable and close to the other models; this caveat is recorded in Table 5.6 and should be read alongside that table's headline comparison. Logistic Regression and Decision Tree show train–test gaps of 0.1 and 0.8 percentage points respectively, both consistent with good generalisation. Taken together, these four checks support treating the reported XGBoost figures as a genuine, reproducible estimate of the pipeline's performance rather than a result contingent on a favourable split, seed or search budget.</w:t>
+      </w:r>
+    </w:p>
+    <w:p>
+      <w:pPr>
         <w:pStyle w:val="Heading2"/>
         <w:keepNext/>
         <w:keepLines/>
@@ -21984,7 +22043,7 @@
                 <w:sz w:val="18"/>
                 <w:szCs w:val="18"/>
               </w:rPr>
-              <w:t>Trees are grown independently, so errors are averaged rather than corrected; performed marginally below XGBoost on this dataset.</w:t>
+              <w:t>Trees are grown independently, so errors are averaged rather than corrected; performed marginally below XGBoost on this dataset. With no depth cap, the fitted Random Forest reaches 100 per cent training accuracy and AUC (a train–test accuracy gap of 18.6 percentage points, confirmed by 5-fold cross-validation), indicating the individual trees memorise the training partition; its held-out test accuracy is nonetheless stable and close to the other models, so this overfitting is a property of the untuned baseline configuration rather than evidence that the reported test metric itself is unreliable.</w:t>
             </w:r>
           </w:p>
         </w:tc>
@@ -24565,6 +24624,15 @@
         <w:jc w:val="both"/>
       </w:pPr>
       <w:r>
+        <w:t>This gain-based ranking was additionally cross-checked against permutation importance — a model-agnostic measure that shuffles one feature at a time in the held-out test set and records the resulting drop in ROC-AUC, so that a feature's importance is measured by how much the model's held-out performance actually depends on it, rather than by how often or how early it is used to split trees during training. The two measures agree closely on which features matter at all: the same four attributes — Resume_Score, Overall_Preparedness_Index, Programming_Skill and Internships — occupy the top four positions under both methods, and the bottom eight features (GitHub_Profile, Leadership_Experience, Academic_Performance, English_Proficiency, Teamwork, Skills_per_Project, Hackathons and Study_Hours_Per_Week) show permutation importances indistinguishable from zero under both methods. The two measures disagree, however, on internal ordering within the top tier: Resume_Score falls from a commanding first place under native gain-based importance (33.3 per cent of total decision weight) to third place under permutation importance, behind Overall_Preparedness_Index and Internships, whose permutation importances (mean ROC-AUC drop of 0.0134 and 0.0081 respectively, against 0.0077 for Resume_Score) exceed Resume_Score's once the measurement is taken on held-out data rather than on the structure of the fitted trees. This is a known property of gain-based importance, which can over-credit a feature that is used for an early or frequent split without that split necessarily contributing as much to out-of-sample discrimination. Consequently, the more defensible statement is that Resume_Score, Overall_Preparedness_Index, Programming_Skill and Internships form a comparably important top tier of predictors rather than that Resume_Score alone dominates the model's decisions; both rankings are reported here so that either can be cited as appropriate, but the permutation-importance ordering should be treated as the more robust of the two where they disagree.</w:t>
+      </w:r>
+    </w:p>
+    <w:p>
+      <w:pPr>
+        <w:spacing w:after="200" w:line="360" w:lineRule="auto"/>
+        <w:jc w:val="both"/>
+      </w:pPr>
+      <w:r>
         <w:rPr>
           <w:sz w:val="24"/>
           <w:szCs w:val="24"/>
@@ -25850,7 +25918,7 @@
           <w:sz w:val="24"/>
           <w:szCs w:val="24"/>
         </w:rPr>
-        <w:t>Six limitations emerge specifically from the results rather than from the study design in the abstract. First, the performance figures in Table 5.5 are obtained on a secondary dataset whose records are not guaranteed to reflect the Bangladeshi ICT labour market, so the absolute metric values should be read as evidence of what the model can learn from the available proxy data rather than as a validated estimate of employability prediction accuracy for Bangladeshi CSE graduates.</w:t>
+        <w:t>Eight limitations emerge specifically from the results rather than from the study design in the abstract. First, the performance figures in Table 5.5 are obtained on a secondary dataset whose records are not guaranteed to reflect the Bangladeshi ICT labour market, so the absolute metric values should be read as evidence of what the model can learn from the available proxy data rather than as a validated estimate of employability prediction accuracy for Bangladeshi CSE graduates.</w:t>
       </w:r>
     </w:p>
     <w:p>
@@ -25876,7 +25944,7 @@
           <w:sz w:val="24"/>
           <w:szCs w:val="24"/>
         </w:rPr>
-        <w:t>Fourth, the comparative evaluation underlying RQ3 was run only against Logistic Regression, Decision Tree and Random Forest; Support Vector Machine was excluded on computational-cost grounds, so the claim that no algorithm dominates is established among four of the five originally identified candidates. Fifth, only one threshold-independent discrimination measure (ROC-AUC) has been computed; a precision-recall curve, which is more informative under class imbalance, has not been plotted and would let a practitioner choose a deployment threshold with the trade-off made explicit. Sixth, the cross-sectional nature of the data means the ranked determinants of Section 5.10 are predictive associations, not causal effects; the finding that internships rank third does not by itself prove that adding an internship will change a given student's outcome. Each of these limitations directly motivates a corresponding item in the future work of Chapter 6.</w:t>
+        <w:t>Fourth, the comparative evaluation underlying RQ3 was run against Logistic Regression, Decision Tree, Random Forest and XGBoost; Support Vector Machine alone was excluded on computational-cost grounds, so the claim that no algorithm dominates is established among four of the five originally identified candidates. Fifth, only one threshold-independent discrimination measure (ROC-AUC) has been computed; a precision-recall curve, which is more informative under class imbalance, has not been plotted and would let a practitioner choose a deployment threshold with the trade-off made explicit. Sixth, the cross-sectional nature of the data means the ranked determinants of Section 5.10 are predictive associations, not causal effects; the finding that internships rank third does not by itself prove that adding an internship will change a given student's outcome. Seventh, error analysis of the tuned model's misclassifications on the held-out test set shows that graduates the model incorrectly clears as employable (false negatives) have systematically higher Resume_Score (mean 95.8 versus 79.6 for correctly identified at-risk graduates) and Interview_Score (mean 74.3 versus 56.0) than the at-risk graduates it correctly flags, indicating the model is specifically prone to being misled by a strong-looking resume and interview record on students who are nonetheless not placed — a pattern consistent with the ranking caveat above and one that should inform how much weight any deployment places on Resume_Score in isolation. Eighth, although Major, Gender and University_Year are excluded from training, an audit-only cross-tabulation of prediction errors against these attributes shows accuracy varies materially by Major — from 71.3 per cent (Business Analytics) and 71.9 per cent (Electrical Engineering) to 86.0–86.8 per cent (Artificial Intelligence, Software Engineering) — while Gender (81.4–82.1 per cent) and University_Year (80.4–83.6 per cent) show materially smaller spread; this mirrors the raw placement-rate gap by Major already noted in Section 5.4 and indicates the model's error profile, not only its outcome predictions, differs systematically across this excluded attribute, which is directly relevant to the fairness concern recorded as research gap G5 in Section 2.7 and is not yet mitigated by excluding Major from training alone. Each of these limitations directly motivates a corresponding item in the future work of Chapter 6.</w:t>
       </w:r>
     </w:p>
     <w:p>
@@ -26218,7 +26286,7 @@
           </w:tcPr>
           <w:p>
             <w:r>
-              <w:t>Requires correction</w:t>
+              <w:t>Verified</w:t>
             </w:r>
           </w:p>
         </w:tc>
@@ -26234,7 +26302,7 @@
           </w:tcPr>
           <w:p>
             <w:r>
-              <w:t>Not printed by the executed pipeline; to be reported before submission.</w:t>
+              <w:t>Direct load of the raw dataset in pandas confirms zero missing values in any of the 29 raw columns and zero exact duplicate rows (drop_duplicates() removes none); Student_ID is unique across all 50,000 records.</w:t>
             </w:r>
           </w:p>
         </w:tc>
@@ -26713,6 +26781,59 @@
           <w:p>
             <w:r>
               <w:t>Computed as 0.8068 on the held-out test set. ROC curve and precision-recall curve not plotted; recommended in Section 6.3.</w:t>
+            </w:r>
+          </w:p>
+        </w:tc>
+      </w:tr>
+      <w:tr>
+        <w:trPr>
+          <w:cantSplit/>
+        </w:trPr>
+        <w:tc>
+          <w:tcPr>
+            <w:tcW w:w="2700" w:type="dxa"/>
+            <w:tcMar>
+              <w:top w:w="80" w:type="dxa"/>
+              <w:left w:w="100" w:type="dxa"/>
+              <w:bottom w:w="80" w:type="dxa"/>
+              <w:right w:w="100" w:type="dxa"/>
+            </w:tcMar>
+          </w:tcPr>
+          <w:p>
+            <w:r>
+              <w:t>Cross-validation and multi-seed stability</w:t>
+            </w:r>
+          </w:p>
+        </w:tc>
+        <w:tc>
+          <w:tcPr>
+            <w:tcW w:w="1700" w:type="dxa"/>
+            <w:tcMar>
+              <w:top w:w="80" w:type="dxa"/>
+              <w:left w:w="100" w:type="dxa"/>
+              <w:bottom w:w="80" w:type="dxa"/>
+              <w:right w:w="100" w:type="dxa"/>
+            </w:tcMar>
+          </w:tcPr>
+          <w:p>
+            <w:r>
+              <w:t>Verified</w:t>
+            </w:r>
+          </w:p>
+        </w:tc>
+        <w:tc>
+          <w:tcPr>
+            <w:tcW w:w="4627" w:type="dxa"/>
+            <w:tcMar>
+              <w:top w:w="80" w:type="dxa"/>
+              <w:left w:w="100" w:type="dxa"/>
+              <w:bottom w:w="80" w:type="dxa"/>
+              <w:right w:w="100" w:type="dxa"/>
+            </w:tcMar>
+          </w:tcPr>
+          <w:p>
+            <w:r>
+              <w:t>Section 5.7.1: 5-fold CV mean 0.8176 (±0.0027) accuracy / 0.8075 (±0.0062) AUC on the full dataset; four additional random seeds span 0.8163-0.8191 accuracy; a 40-candidate re-search moved test accuracy by only -0.01 percentage points.</w:t>
             </w:r>
           </w:p>
         </w:tc>
@@ -27232,15 +27353,13 @@
           <w:sz w:val="24"/>
           <w:szCs w:val="24"/>
         </w:rPr>
-        <w:lastRenderedPageBreak/>
-        <w:t xml:space="preserve">Incomplete algorithmic comparison. </w:t>
-      </w:r>
-      <w:r>
-        <w:rPr>
-          <w:sz w:val="24"/>
-          <w:szCs w:val="24"/>
-        </w:rPr>
-        <w:t>Only XGBoost was trained and evaluated. The selection of the algorithm is justified on established properties in Section 5.8, but no measured comparison against Logistic Regression, Decision Tree, Random Forest or Support Vector Machine has been performed on this data, so no claim of comparative superiority is made.</w:t>
+        <w:t>Incomplete algorithmic comparison. Logistic Regression, Decision Tree, Random Forest and XGBoost were trained and evaluated under an identical protocol (Section 5.8, Table 5.6); Support Vector Machine was excluded on computational-cost grounds. The four compared algorithms cluster within two percentage points of each other on accuracy, with tuned Logistic Regression marginally exceeding tuned XGBoost, so no claim of XGBoost's outright comparative superiority is made — its selection instead rests on native feature-importance output and capacity for further feature engineering, as argued in Section 5.8.</w:t>
+      </w:r>
+      <w:r>
+        <w:rPr>
+          <w:sz w:val="24"/>
+          <w:szCs w:val="24"/>
+        </w:rPr>
       </w:r>
     </w:p>
     <w:p>
@@ -27255,14 +27374,13 @@
           <w:sz w:val="24"/>
           <w:szCs w:val="24"/>
         </w:rPr>
-        <w:t xml:space="preserve">Uncalibrated precision-recall trade-off. </w:t>
-      </w:r>
-      <w:r>
-        <w:rPr>
-          <w:sz w:val="24"/>
-          <w:szCs w:val="24"/>
-        </w:rPr>
-        <w:t>Three imbalance corrections were applied simultaneously and their combined effect appears to over-correct toward the minority class, yielding 0.36 precision on flagged graduates. Because no threshold-independent measure was computed, it is not currently possible to determine how much of the observed performance reflects the model’s discrimination and how much reflects the threshold choice.</w:t>
+        <w:t>Precision–recall trade-off. The reported configuration removes the SMOTE/scale_pos_weight/lowered-threshold combination that was found to over-correct toward the minority class (Section 5.6–5.7) and instead reports minority-class precision of 0.65 at recall of 0.35 under the standard 0.50 threshold, with ROC-AUC of 0.8068 as the threshold-independent discrimination measure. It remains true that a precision-recall curve, which is more informative than a single ROC-AUC figure under this degree of class imbalance, has not been plotted, so a practitioner wishing to choose a different deployment threshold cannot yet see the full trade-off curve made explicit; this is recorded as outstanding in Section 5.15 and recommended in Section 6.3.</w:t>
+      </w:r>
+      <w:r>
+        <w:rPr>
+          <w:sz w:val="24"/>
+          <w:szCs w:val="24"/>
+        </w:rPr>
       </w:r>
     </w:p>
     <w:p>
@@ -27297,7 +27415,7 @@
           <w:sz w:val="24"/>
           <w:szCs w:val="24"/>
         </w:rPr>
-        <w:t>Four recommendations follow directly from these findings. First, students should treat resume quality, programming and problem-solving ability, internship experience and recognised certifications as substantially more consequential than marginal CGPA improvement when allocating preparation effort during their degree. Second, universities should use the ranked determinants to inform curriculum revision toward greater work-integrated learning. Third, any institutional deployment of the current model should be confined to low-stakes routing — offering optional guidance to flagged students — until minority-class precision is improved, since at 0.36 precision the system is unsuitable for any decision that allocates scarce resources or carries a cost to the student. Fourth, future work should move from the secondary dataset used at this stage towards a primary, Bangladesh-specific dataset collected via a probability-based or institutionally coordinated sampling frame.</w:t>
+        <w:t>Four recommendations follow directly from these findings. First, students should treat resume quality, programming and problem-solving ability, internship experience and recognised certifications as substantially more consequential than marginal CGPA improvement when allocating preparation effort during their degree. Second, universities should use the ranked determinants to inform curriculum revision toward greater work-integrated learning. Third, any institutional deployment of the current model should be confined to low-stakes routing — offering optional guidance to flagged students — rather than any decision that allocates scarce resources or carries a cost to the student: even at the reported configuration’s minority-class precision of 0.65, roughly one in three graduates flagged as at-risk is not, in fact, at risk, and the earlier SMOTE-and-threshold configuration’s minority-class precision of 0.36 makes plain how much worse this false-alarm rate can become under a recall-oriented alternative. Fourth, future work should move from the secondary dataset used at this stage towards a primary, Bangladesh-specific dataset collected via a probability-based or institutionally coordinated sampling frame.</w:t>
       </w:r>
     </w:p>
     <w:p>
@@ -27356,7 +27474,7 @@
           <w:sz w:val="24"/>
           <w:szCs w:val="24"/>
         </w:rPr>
-        <w:t>Five tasks would close the gaps identified in Sections 5.13 and 5.15, all achievable with the dataset already in hand. First, RQ3’s comparative evaluation should be executed — Logistic Regression, Decision Tree, Random Forest and SVM trained on the identical split and metrics — so Table 5.6 can be completed and XGBoost’s selection confirmed or revised; at well under a second per run this is trivial, though SVM at n = 40,000 may need a linear kernel or subsample. Second, ROC-AUC and precision-recall curves should be plotted for every model, the latter being more informative under a 78:22 imbalance and better able to justify the 0.35 threshold. Third, the three imbalance corrections (SMOTE, scale_pos_weight, threshold tuning) should be tested separately and in combination to improve minority recall without collapsing precision below 0.36. Fourth, k-fold cross-validation should replace the single hold-out split so variance across folds can be reported. Fifth, effect sizes (Cohen’s d) should accompany the Section 5.11 Z-test results, alongside a subgroup fairness audit using the excluded demographic attributes as audit-only variables — addressing gap G5 without reintroducing demographic data into training.</w:t>
+        <w:t>Three of the five tasks originally identified here have since been completed and are reported in the chapter rather than repeated as future work: the RQ3 comparative evaluation now covers Logistic Regression, Decision Tree, Random Forest and XGBoost under an identical protocol (Table 5.6, Section 5.8); k-fold cross-validation has replaced reliance on the single hold-out split alone, with fold-level variance, multi-seed stability and a wider hyperparameter search all reported in Section 5.7.1; and a subgroup audit using the excluded demographic attributes as audit-only variables has been carried out for Major, Gender and University_Year (Section 5.14), finding a material accuracy and false-negative-rate disparity by Major that directly addresses part of gap G5. Two tasks remain genuinely outstanding and are carried forward. First, Support Vector Machine should still be added to the algorithm comparison — it was excluded here on computational-cost grounds at n = 50,000 — and a precision-recall curve should be plotted alongside the existing ROC-AUC figure, since it is more informative than ROC-AUC under this degree of class imbalance and would let a practitioner see the full threshold trade-off rather than the single 0.50 operating point reported in Table 5.5. Second, effect sizes (Cohen’s d) should accompany the Section 5.11 Z-test results so that statistical significance at n = 50,000 is not mistaken for practical importance.</w:t>
       </w:r>
     </w:p>
     <w:p>
@@ -28598,7 +28716,7 @@
           <w:sz w:val="24"/>
           <w:szCs w:val="24"/>
         </w:rPr>
-        <w:t>Fairness and generalisation should be addressed through the audit design of Section 6.3.1: retaining demographic attributes for evaluation while excluding them from training permits per-subgroup reporting of recall and precision across gender, institution type, major and geographic origin, extending the bias-aware analysis of Guo et al. (2020); where disparities are found, fairness-constrained training or per-subgroup threshold calibration should be evaluated. Longitudinal validation should track a cohort prospectively, recording predictions at graduation against outcomes observed at 12 and 24 months — the only design that tests the model as it would actually be used and that can establish whether its associations remain stable as labour-market conditions change.</w:t>
+        <w:t>A first pass at this audit design has already been carried out in this thesis: Section 5.14 reports accuracy and error-rate disparities by Major (71.3-71.9 per cent for Business Analytics and Electrical Engineering versus 86.0-86.8 per cent for Artificial Intelligence and Software Engineering), Gender and University_Year, using the excluded demographic attributes for evaluation only, extending the bias-aware analysis of Guo et al. (2020). What remains is the corrective step: where disparities are found — as they were for Major — fairness-constrained training or per-subgroup threshold calibration should be evaluated to determine whether the disparity can be reduced without materially harming overall performance, and the audit should be extended to institution type and geographic origin once such data becomes available. Longitudinal validation should track a cohort prospectively, recording predictions at graduation against outcomes observed at 12 and 24 months — the only design that tests the model as it would actually be used and that can establish whether its associations remain stable as labour-market conditions change.</w:t>
       </w:r>
     </w:p>
     <w:p>
